--- a/example_articles/gender/Men/6.gender_Men_Other_publisher.docx
+++ b/example_articles/gender/Men/6.gender_Men_Other_publisher.docx
@@ -7,7 +7,9 @@
         <w:pStyle w:val="Heading1"/>
       </w:pPr>
       <w:r>
-        <w:t>Thatcher's stunning news has a nation talking</w:t>
+        <w:t>Topic: MILITARY EDUCATION;</w:t>
+        <w:br/>
+        <w:t>Gulf crisis will change military colleges' future</w:t>
       </w:r>
     </w:p>
     <w:p>
@@ -17,22 +19,22 @@
     </w:p>
     <w:p>
       <w:r>
-        <w:t>Date: 1990-11-26</w:t>
+        <w:t>Date: 1990-12-13</w:t>
       </w:r>
     </w:p>
     <w:p>
       <w:r>
-        <w:t>Section: NEWS; Pg. 8A</w:t>
+        <w:t>Section: NEWS; Pg. 11A; Inquiry</w:t>
       </w:r>
     </w:p>
     <w:p>
       <w:r>
-        <w:t>Source file: Other publishers/Files (500) (21).DOCX</w:t>
+        <w:t>Source file: Other publishers/Files (500) (26).DOCX</w:t>
       </w:r>
     </w:p>
     <w:p>
       <w:r>
-        <w:t>Raw gender result, 'gender': Mostly male</w:t>
+        <w:t>Raw gender result, 'gender': Mostly men</w:t>
       </w:r>
     </w:p>
     <w:p>
@@ -49,45 +51,115 @@
     </w:p>
     <w:p>
       <w:r>
-        <w:t>Suburban London housewife Julia Thorne was upset over Margaret Thatcher's resignation. So upset that she sat down and wrote a two-page thank- you note to the prime minister, telling Thatcher she thought the nation had made a terrible mistake.</w:t>
+        <w:t>Charles Moskos, 56, is a professor of sociology at Northwestern University and is a leading figure in the area of military sociology. Moskos does recruitment for the Reserve Officers' Training Corps (ROTC) and is also a former draftee from 1956-58. Moskos, who discussed the role of the ROTC and military colleges, was interviewed by USA TODAY's Barbara Reynolds.</w:t>
         <w:br/>
-        <w:t>''I had felt safe under her umbrella,'' says Thorne, 52. ''I had been thinking that at least we have Maggie behind us if we do go to war in the gulf. It's just so sad, and wicked, that she had to go out this way.''</w:t>
+        <w:t xml:space="preserve"> </w:t>
         <w:br/>
-        <w:t>Not everyone in Britain is as kind, however, about the woman who divided both the nation and her government in the past few weeks.</w:t>
+        <w:t xml:space="preserve"> Q: How will Operation Desert Shield affect military colleges?</w:t>
         <w:br/>
-        <w:t>Ex-Beatle Paul McCartney is critical of Thatcher's policies in a Christmas record he releases today about Britain's homeless and sick, the Daily Mirror newspaper said.</w:t>
+        <w:t>A: The military colleges will never be the same.</w:t>
         <w:br/>
-        <w:t>But in the recognition, and shock of Thatcher's pending departure, comes a peculiar sort of unity: ''Maggie,'' as she's called here, is on everyone's mind. ''Perfect strangers were talking to each other on the street,'' says Gillian Barber, 49, a fashion designer in North London. 'It was like the queen had died.''</w:t>
+        <w:t xml:space="preserve"> </w:t>
         <w:br/>
-        <w:t>''The guy in the office next to me was almost in tears,'' says her husband, David Barber, 53, an independent film producer. ''It suddenly seems like a lot of people have changed their minds and now think she wasn't so bad.''</w:t>
+        <w:t xml:space="preserve"> Q: Why?</w:t>
         <w:br/>
-        <w:t>A certain nostalgia even grips some Britons:</w:t>
+        <w:t>A: Because Desert Shield has made people aware that by being in the military, you can get into harm's way. Army enlistments are dropping very dramatically. It won't affect the military colleges and the ROTC for some time, but it will happen there, too. Unless, they rethink their roles.</w:t>
         <w:br/>
-        <w:t>- An old song called We Can't Let Maggie Go is being re-recorded for Christmas sales with profits going to a campaign by the same name.</w:t>
+        <w:t xml:space="preserve"> </w:t>
         <w:br/>
-        <w:t>- At the posh London home of Michael Heseltine, the man who challenged and helped knock Thatcher out of 10 Downing Street, two Maggie loyalists briefly handcuffed themselves to the sidewalk railings in protest of her resignation.</w:t>
+        <w:t xml:space="preserve"> Q: What should they do?</w:t>
         <w:br/>
-        <w:t>- In Australia, where the English cricket team is playing, fans held up a ''Bring Back Maggie'' banner.</w:t>
+        <w:t>A: ROTC and military colleges prepare one for general, broad-based leadership, rather than just professional military careers. That will be intertwined eventually with broader concepts of national youth service.</w:t>
         <w:br/>
-        <w:t>But continuing divisions are evident as well.</w:t>
+        <w:t xml:space="preserve"> </w:t>
         <w:br/>
-        <w:t>On Petticoat Lane, a Sunday marketplace in the working-class section of East London, people argued about Thatcher and talked about Tuesday's second ballot for the leadership of the Conservative Party and the prime minister's job that goes with it.</w:t>
+        <w:t xml:space="preserve"> Q: Wouldn't adding other national service options hurt enlistments, too?</w:t>
         <w:br/>
-        <w:t>Foreign Secretary Douglas Hurd and Chancellor John Major joined the race after Thatcher resigned.</w:t>
+        <w:t>A: Military service runs in tandem with citizen service, not in opposition to it.</w:t>
         <w:br/>
-        <w:t>''Margaret Thatcher was made a scapegoat by her own party,'' says Londoner Judith Robinson, 32. ''But I don't see any difference at all between Heseltine, Hurd and Major. They'll continue with Conservative policies and that's the problem.'</w:t>
+        <w:t xml:space="preserve"> </w:t>
         <w:br/>
-        <w:t>Adds Colin Kaye, 40, who's for Heseltine: ''Well she had to go, didn't she? She had a good run but after 11 years, it's time to move on. But Heseltine is a proper English gentlemen, and you Americans like that sort of thing.''</w:t>
+        <w:t xml:space="preserve"> Q: Congress enacted a National Community Service Act this year. It provides $ 250 million over three years to encourage community service, including housing and education vouchers for volunteers in eight pilot projects. Will that be the beginning of something bigger?</w:t>
         <w:br/>
-        <w:t>Whoever wins the upcoming vote, Britain's first female prime minister will be replaced by a man - a fact not lost on the population:</w:t>
+        <w:t>A: The critics of it say it's the camel's nose under the tent. I hope it is. If the pilot program is a success, why should we not then make it into a major program?</w:t>
         <w:br/>
-        <w:t>''I think that a little bit of it was men being a bit sick of having a woman at a top,'' says Thorne. ''I think they've had enough and want a man there again.''</w:t>
+        <w:t xml:space="preserve"> </w:t>
+        <w:br/>
+        <w:t xml:space="preserve"> Q: A broad national service program wouldn't be cheap. What would we get for the money?</w:t>
+        <w:br/>
+        <w:t>A: There's no national civic experience anymore. And I don't think it has to be solely military. It could be anything that serves a community or the country. Especially in a very heterogenous society like our own. We have racial conflict, we have new immigrants, we have an alienated youth at suburban and ghetto levels.</w:t>
+        <w:br/>
+        <w:t xml:space="preserve"> </w:t>
+        <w:br/>
+        <w:t xml:space="preserve"> Q: Did we ever have a ''national civic experience''?</w:t>
+        <w:br/>
+        <w:t>A: The beauty of World War II, even though it was a terrible war, was that it was a national civic experience which kept us going for a generation. That's gone now. I'd like to recreate a new national civic experience for the 21st century. I think the military colleges, the ROTC and the civilian services are the wave of the future.</w:t>
+        <w:br/>
+        <w:t xml:space="preserve"> </w:t>
+        <w:br/>
+        <w:t xml:space="preserve"> Q: Who would be helped?</w:t>
+        <w:br/>
+        <w:t>A: One of the reasons we have an underclass in this country is because we don't have a draft anymore. At one time, almost everybody got drafted who was male. That made a difference. A draft or a national service program has to have a class mix. There are two groups of citizens: Those who have served their country and those who don't. And those who serve it should get more reward.</w:t>
+        <w:br/>
+        <w:t xml:space="preserve"> </w:t>
+        <w:br/>
+        <w:t xml:space="preserve"> Q: Can't this be voluntary? Do we really need a draft?</w:t>
+        <w:br/>
+        <w:t>A: I've always been a believer in citizen soldier and the citizen servant. I'm not sure if it has to be the old-fashioned draft, but I think we should explore avenues of having the most broadly based youth service possible.</w:t>
+        <w:br/>
+        <w:t xml:space="preserve"> </w:t>
+        <w:br/>
+        <w:t xml:space="preserve"> Q: What kind of people are in the military now?</w:t>
+        <w:br/>
+        <w:t>A: There are two levels to it. The officer corps is generally a middle class group. At the enlisted levels, you have a disproportionate level of working class youth and lower middle class youth. You don't have the bottom of the barrel by any means. But it's not the future leaders of America.</w:t>
+        <w:br/>
+        <w:t xml:space="preserve"> </w:t>
+        <w:br/>
+        <w:t>Q: Why do you say that?</w:t>
+        <w:br/>
+        <w:t>A: There are now four veterans at Harvard University, two at Yale, five at Northwestern University, which has 6,800 undergraduates, 19 at the University of Michigan which has 23,000 undergraduates. These are the kind of schools from which future leaders of America are going to come, and they're not there.</w:t>
+        <w:br/>
+        <w:t xml:space="preserve"> </w:t>
+        <w:br/>
+        <w:t xml:space="preserve"> Q: Where do they go?</w:t>
+        <w:br/>
+        <w:t>A: They go to places that you've never heard of.</w:t>
+        <w:br/>
+        <w:t xml:space="preserve"> </w:t>
+        <w:br/>
+        <w:t xml:space="preserve"> Q: Why?</w:t>
+        <w:br/>
+        <w:t>A: Because without some kind of national service or draft, middle class Americans aren't going to join the Army, that's why.</w:t>
+        <w:br/>
+        <w:t xml:space="preserve"> </w:t>
+        <w:br/>
+        <w:t xml:space="preserve"> Q: Because they don't need it?</w:t>
+        <w:br/>
+        <w:t>A: For an economic reason they don't need it.</w:t>
+        <w:br/>
+        <w:t xml:space="preserve"> </w:t>
+        <w:br/>
+        <w:t xml:space="preserve"> Q: Do women get an even opportunity in military colleges now?</w:t>
+        <w:br/>
+        <w:t>A: Women perform a very vital and positive role, but to some degree they're always going to be somewhat marginal because the combat arms are exclusively male. That's not to say that a woman cannot satisfy a fulfilling career in the military, including making general. But, if you're talking about the ultimate leadership, the pinnacle, this is going to be male-only as long as I can see in the future.</w:t>
         <w:br/>
         <w:br/>
         <w:t>Notes</w:t>
         <w:br/>
         <w:br/>
-        <w:t>Ribbon Label; BRITAIN REPLACES THE 'IRON LADY'; 3</w:t>
+        <w:t>Accompanying story; Some students already serving in Saudi Arabia</w:t>
+        <w:br/>
+        <w:br/>
+        <w:t>Graphic</w:t>
+        <w:br/>
+        <w:br/>
+        <w:t xml:space="preserve"> </w:t>
+        <w:br/>
+        <w:t>PHOTO; b/w, Jim Eaton</w:t>
+        <w:br/>
+        <w:t xml:space="preserve"> </w:t>
+        <w:br/>
+        <w:t>CUTLINE: Charles Moskos</w:t>
       </w:r>
     </w:p>
     <w:sectPr>

--- a/example_articles/gender/Men/6.gender_Men_Other_publisher.docx
+++ b/example_articles/gender/Men/6.gender_Men_Other_publisher.docx
@@ -7,9 +7,7 @@
         <w:pStyle w:val="Heading1"/>
       </w:pPr>
       <w:r>
-        <w:t>Topic: MILITARY EDUCATION;</w:t>
-        <w:br/>
-        <w:t>Gulf crisis will change military colleges' future</w:t>
+        <w:t>RICHIE THE FIGHTER EXPOSES A CHIN / PHILLIPS' WEST PHILADELPHIA AND VILLANOVA ROOTS MADE HIM TOUGH AND CONFRONTATIONAL. HIS ENEMIES NOW SMELL BLOOD.</w:t>
       </w:r>
     </w:p>
     <w:p>
@@ -19,17 +17,17 @@
     </w:p>
     <w:p>
       <w:r>
-        <w:t>Date: 1990-12-13</w:t>
+        <w:t>Date: 1999-09-06</w:t>
       </w:r>
     </w:p>
     <w:p>
       <w:r>
-        <w:t>Section: NEWS; Pg. 11A; Inquiry</w:t>
+        <w:t>Section: SPORTS; Pg. C01</w:t>
       </w:r>
     </w:p>
     <w:p>
       <w:r>
-        <w:t>Source file: Other publishers/Files (500) (26).DOCX</w:t>
+        <w:t>Source file: Other publishers/Files (500) (31).DOCX</w:t>
       </w:r>
     </w:p>
     <w:p>
@@ -51,103 +49,117 @@
     </w:p>
     <w:p>
       <w:r>
-        <w:t>Charles Moskos, 56, is a professor of sociology at Northwestern University and is a leading figure in the area of military sociology. Moskos does recruitment for the Reserve Officers' Training Corps (ROTC) and is also a former draftee from 1956-58. Moskos, who discussed the role of the ROTC and military colleges, was interviewed by USA TODAY's Barbara Reynolds.</w:t>
+        <w:t>Whatever else Richie Phillips is - and he has been called everything from a bully to a liar to baseball's best bargainer in leading major-league umpires for more than two decades - he is foremost a Philadelphian.</w:t>
         <w:br/>
-        <w:t xml:space="preserve"> </w:t>
+        <w:t>For better or worse, Phillips is a product of his hard-bitten hometown, a chip off the old West Philadelphia block where he grew up. He is, like Philadelphia, big, tough and often impossible to control or decipher. And like this city, he is both fascinating and in need of an image makeover.</w:t>
         <w:br/>
-        <w:t xml:space="preserve"> Q: How will Operation Desert Shield affect military colleges?</w:t>
+        <w:t>The names, places and institutions that play a part in the story of this gruff son of a city police officer read like an index to Philadelphia's history in the second half of the 20th Century. Some evoke nostalgia; others, like Phillips himself, anger.</w:t>
         <w:br/>
-        <w:t>A: The military colleges will never be the same.</w:t>
+        <w:t>St. Tommy More. Frank Rizzo. The North Wildwood Beach Patrol. Villanova football. The Eagles. Our Lady of Angels. Howard Porter. Arlen Specter. Ed Rendell.</w:t>
         <w:br/>
-        <w:t xml:space="preserve"> </w:t>
+        <w:t>Silver-haired and physically imposing, this 58-year-old lawyer is called "The Bear" by friends and enemies. And as he claws to save the union he organized, he is, as always, part intimidator, part salesman and a large part politician.</w:t>
         <w:br/>
-        <w:t xml:space="preserve"> Q: Why?</w:t>
+        <w:t>"I know this sounds crazy," said Charlie Johnson, a teammate of Phillips' on Villanova's Sun Bowl-winning football team in 1961. "But I always swore that The Bear would end up being mayor of Philadelphia, That's the kind of politician he was around the locker room. A very flamboyant guy."</w:t>
         <w:br/>
-        <w:t>A: Because Desert Shield has made people aware that by being in the military, you can get into harm's way. Army enlistments are dropping very dramatically. It won't affect the military colleges and the ROTC for some time, but it will happen there, too. Unless, they rethink their roles.</w:t>
+        <w:t>Phillips, who was not available for comment, enjoys nothing so much as a good scrap. And it doesn't matter whether it's with contractors whose work failed to satisfy him, baseball commissioners, judges or employees at his Center City law office and the Delaware County air-freight company he operates.</w:t>
         <w:br/>
-        <w:t xml:space="preserve"> </w:t>
+        <w:t>When he coached Villanova's freshman football team to a 22-0 victory over Army in 1964, his West Point counterpart, Tom Cahill, angrily accused him of running up the score. Phillips didn't deny it.</w:t>
         <w:br/>
-        <w:t xml:space="preserve"> Q: What should they do?</w:t>
+        <w:t>"I'm not an easy person," Phillips conceded in 1990. "I have disputes with lots of people."</w:t>
         <w:br/>
-        <w:t>A: ROTC and military colleges prepare one for general, broad-based leadership, rather than just professional military careers. That will be intertwined eventually with broader concepts of national youth service.</w:t>
+        <w:t>He has earned himself a Main Line lifestyle and a notorious reputation by taking whatever life hurls at him and firing it back even harder. As everyone from Cahill to former baseball commissioner Fay Vincent has learned, you can't insult Richie Phillips.</w:t>
         <w:br/>
-        <w:t xml:space="preserve"> </w:t>
+        <w:t>"If you're dealing with Richie and you think you can get under his skin, forget about it," said Bob Capone, a Villanova fund-raiser who played with Phillips on Wildcats teams in the early 1960s. "Nobody's got thicker skin than him."</w:t>
         <w:br/>
-        <w:t xml:space="preserve"> Q: Wouldn't adding other national service options hurt enlistments, too?</w:t>
+        <w:t>He has needed it this summer. Phillips is under fire from a dissident union faction. His decision to have umpires submit their resignations in an attempt to gain leverage for a new contract turned out to be a disastrous negotiating ploy. Baseball's leaders, smarting from years of defeats to a union they view as out of control, were only too happy to accept 22 of them.</w:t>
         <w:br/>
-        <w:t>A: Military service runs in tandem with citizen service, not in opposition to it.</w:t>
+        <w:t>"He made an egregious error," said Charles Craver, a labor expert at George Washington University's School of Law. "I think he believed that the public would support the umps. But it quickly became clear that they didn't care. In terms of a potential labor disaster, it's analogous to the air traffic controllers situation."</w:t>
         <w:br/>
-        <w:t xml:space="preserve"> </w:t>
+        <w:t>Phillips' next fight will be for control of his factionalized union. There are at least a dozen or so mostly American League umpires who want him out. Baseball officials have made it clear they'd prefer to deal with someone else. His loyalists remain firmly behind him, but it likely will require a court or the National Labor Relations Board to sort things out.</w:t>
         <w:br/>
-        <w:t xml:space="preserve"> Q: Congress enacted a National Community Service Act this year. It provides $ 250 million over three years to encourage community service, including housing and education vouchers for volunteers in eight pilot projects. Will that be the beginning of something bigger?</w:t>
+        <w:t>"I know there are guys who hope Richie is gone," NL umpire Steve Rippley said Friday. "But if those same guys had stood behind him and the union, we wouldn't be in this situation right now."</w:t>
         <w:br/>
-        <w:t>A: The critics of it say it's the camel's nose under the tent. I hope it is. If the pilot program is a success, why should we not then make it into a major program?</w:t>
+        <w:t>The well-publicized backfire has made Phillips and his membership a national target of derision. David Letterman cracks snidely about umpires. Disgruntled members of Phillips' now-divided union verbally attack him. And on web sites such as "Jerk of the Week" and "Manure," the name Richie Phillips appears prominently.</w:t>
         <w:br/>
-        <w:t xml:space="preserve"> </w:t>
+        <w:t>In the past, when Phillips had a problem, he would hop on the Metroliner, spend a few hours alone in baseball's Park Avenue offices with the commissioner or a league president, and almost always come away with what he wanted. Loyal umpires saw him as a fierce protector. Critics say he bullied people such as Vincent and former NL president Bill White to get what he wanted.</w:t>
         <w:br/>
-        <w:t xml:space="preserve"> Q: A broad national service program wouldn't be cheap. What would we get for the money?</w:t>
+        <w:t>"He never minded being the villain as long as he had a solid membership behind him," said one former umpire who asked not to be identified. "But now that his support has cracked, Richie has retreated to the shadows."</w:t>
         <w:br/>
-        <w:t>A: There's no national civic experience anymore. And I don't think it has to be solely military. It could be anything that serves a community or the country. Especially in a very heterogenous society like our own. We have racial conflict, we have new immigrants, we have an alienated youth at suburban and ghetto levels.</w:t>
+        <w:t>In recent weeks, while he tried to shove himself and the umpires out from between a rock and a hard place, Phillips, stung by his failure, moved out of public view.</w:t>
         <w:br/>
-        <w:t xml:space="preserve"> </w:t>
+        <w:t>"Richie is a guy who likes to push the envelope," Capone said. "But this time I think he's pushed it too far."</w:t>
         <w:br/>
-        <w:t xml:space="preserve"> Q: Did we ever have a ''national civic experience''?</w:t>
+        <w:t>Richard Gregory Phillips grew up on North Farson Street in West Philadelphia. His father, Herman, was a city police officer who instilled in his three children the importance of making a buck. Phillips always had a job or a scheme, sometimes both.</w:t>
         <w:br/>
-        <w:t>A: The beauty of World War II, even though it was a terrible war, was that it was a national civic experience which kept us going for a generation. That's gone now. I'd like to recreate a new national civic experience for the 21st century. I think the military colleges, the ROTC and the civilian services are the wave of the future.</w:t>
+        <w:t>Like most kids in the Italian-Catholic neighborhood, he attended Our Lady of Angels School at 49th and Master. One of the parish's older youngsters was a slick talker whom Phillips admired - A. Charles Peruto, the legendary defense attorney.</w:t>
         <w:br/>
-        <w:t xml:space="preserve"> </w:t>
+        <w:t>It was at the now-shuttered church, filled with statues of the Virgin Mary, St. Emedio and others, that, as he likes to tell the story, Phillips found his calling. The future labor leader persuaded the parish's altar boys to strike when a new priest reduced the money they could accept for working a wedding.</w:t>
         <w:br/>
-        <w:t xml:space="preserve"> Q: Who would be helped?</w:t>
+        <w:t>By his own reckoning, he won that one big.</w:t>
         <w:br/>
-        <w:t>A: One of the reasons we have an underclass in this country is because we don't have a draft anymore. At one time, almost everybody got drafted who was male. That made a difference. A draft or a national service program has to have a class mix. There are two groups of citizens: Those who have served their country and those who don't. And those who serve it should get more reward.</w:t>
+        <w:t>A bright student, Phillips went on to St. Joseph's Prep but left after a year for St. Thomas More, the neighborhood high school. He graduated in 1958. While alumni from the defunct school remain remarkably tight-knit - "St. Tommy Forever More" bumper stickers adorn cars throughout the region - Phillips is not among them.</w:t>
         <w:br/>
-        <w:t xml:space="preserve"> </w:t>
+        <w:t>"We've tried to get him to speak or to attend some of our functions, but for some reason he won't," said Buddy Altarelli, who edits a St. Thomas More alumni newsletter.</w:t>
         <w:br/>
-        <w:t xml:space="preserve"> Q: Can't this be voluntary? Do we really need a draft?</w:t>
+        <w:t>Throughout those years, Phillips and his older brother, Herman, later an orthopedic surgeon who was on the Eagles' medical staff before his death in 1992 at 56, worked as lifeguards in North Wildwood, N.J. His parents had a summer home there and for a time operated the kitchen at a popular local tavern, The Little Club.</w:t>
         <w:br/>
-        <w:t>A: I've always been a believer in citizen soldier and the citizen servant. I'm not sure if it has to be the old-fashioned draft, but I think we should explore avenues of having the most broadly based youth service possible.</w:t>
+        <w:t>He was, by all accounts, a conscientious lifeguard, one also adept at schmoozing with the working-class families who populated North Wildwood's beaches.</w:t>
         <w:br/>
-        <w:t xml:space="preserve"> </w:t>
+        <w:t>"He just loved that job," said Ted Aceto, the former Villanova athletic director and a Phillips' teammate. "Years later, you'd run into Richie and he'd mention that."</w:t>
         <w:br/>
-        <w:t xml:space="preserve"> Q: What kind of people are in the military now?</w:t>
+        <w:t>Phillips went on to Villanova where, under coaches such as Frank Reagan and Alex Bell, successful football teams were being built out of feisty Catholic League players. His cousin, Dave DeFilippo, was an assistant coach there, and while Phillips was a walk-on, he eventually earned a scholarship.</w:t>
         <w:br/>
-        <w:t>A: There are two levels to it. The officer corps is generally a middle class group. At the enlisted levels, you have a disproportionate level of working class youth and lower middle class youth. You don't have the bottom of the barrel by any means. But it's not the future leaders of America.</w:t>
+        <w:t>He was a hardnosed offensive lineman, a guard and tackle, whose greatest gift was gab.</w:t>
         <w:br/>
-        <w:t xml:space="preserve"> </w:t>
+        <w:t>"I have to laugh now when I read references to Richie as being 'a former football star at Villanova,' " Johnson said. "To the best of my knowledge, he was on the third team, second team at best. I'm not saying he didn't contribute, because he did. He practiced hard. But he was certainly no star."</w:t>
         <w:br/>
-        <w:t>Q: Why do you say that?</w:t>
+        <w:t>Phillips, however, was a locker-room presence. Many teammates thought he talked a better game than he played. But then as now, they were impressed with how he got things accomplished. Though only a reserve, he wasn't afraid to speak before a big game.</w:t>
         <w:br/>
-        <w:t>A: There are now four veterans at Harvard University, two at Yale, five at Northwestern University, which has 6,800 undergraduates, 19 at the University of Michigan which has 23,000 undergraduates. These are the kind of schools from which future leaders of America are going to come, and they're not there.</w:t>
+        <w:t>"We were going to play Rutgers when they had Alex Kroll and a pretty good team," Johnson recalled. "Well, in the locker room before the game, Richie told [Coach] Bell to sit down. He gave this great speech, telling us there was no way we were going to lose. And we won."</w:t>
         <w:br/>
-        <w:t xml:space="preserve"> </w:t>
+        <w:t>Phillips introduced out-of-town teammates to Italian food, taking them to restaurants on Philadelphia's back streets. He even organized his own concerts, luring musicians and singing groups to the Lancaster Avenue campus.</w:t>
         <w:br/>
-        <w:t xml:space="preserve"> Q: Where do they go?</w:t>
+        <w:t>"Richie always thought like an entrepreneur. I remember once a couple of guys said, 'Wouldn't it be nice if we had some team jackets?' " Johnson said. "Next thing you know, Richie had them made up and was selling them."</w:t>
         <w:br/>
-        <w:t>A: They go to places that you've never heard of.</w:t>
+        <w:t>Phillips graduated in 1962 and went on to Villanova's law school.</w:t>
         <w:br/>
-        <w:t xml:space="preserve"> </w:t>
+        <w:t>Phillips, who liked to quote from the Declaration of Independence in closing arguments, quickly established himself as a good defense attorney. He caught the eye of the city's up-and-coming district attorney, Arlen Specter. He was hired as an assistant DA in the homicide unit, working with, among others, Rendell and eventually heading the department.</w:t>
         <w:br/>
-        <w:t xml:space="preserve"> Q: Why?</w:t>
+        <w:t>"You could see even then," said Fred Voigt, the head of the election watchdog group, the Committee of Seventy, who also served on Specter's staff, "that this was a guy with some ambition. Richie always knew how to count."</w:t>
         <w:br/>
-        <w:t>A: Because without some kind of national service or draft, middle class Americans aren't going to join the Army, that's why.</w:t>
+        <w:t>His father, who died in 1992, had worked under police commissioner Rizzo, and when Phillips was an assistant DA, the future mayor pressured him to stay away from prosecuting police problems. Phillips instead brought to trial a city police officer accused of killing a man in a bar fight. Though he lost the case, he had made an enemy in Rizzo.</w:t>
         <w:br/>
-        <w:t xml:space="preserve"> </w:t>
+        <w:t>Phillips stepped into the sports world in 1971. Howard Porter, a star basketball player who had led Villanova to the national championship game that spring, had been talking with several agents. By the time of the NBA draft, Porter was trapped in a legal morass.</w:t>
         <w:br/>
-        <w:t xml:space="preserve"> Q: Because they don't need it?</w:t>
+        <w:t>While still in school, Porter had signed a secret deal with Pittsburgh of the old American Basketball Association and was negotiating with the NBA's Chicago Bulls. Pat Williams, then the Bulls GM, recommended that he contact Phillips.</w:t>
         <w:br/>
-        <w:t>A: For an economic reason they don't need it.</w:t>
+        <w:t>Phillips untangled the mess and got Porter a fat contract with the Bulls. In the process, Phillips made a name for himself in professional basketball. He left the DA's office and took on some 76ers - Hal Greer, Wali Jones - as clients.</w:t>
         <w:br/>
-        <w:t xml:space="preserve"> </w:t>
+        <w:t>In 1976, he helped organize the NBA's refeees and, a year later during the playoffs, led them on a successful strike. He won for them pay hikes and improved working conditions but, as usual, made enemies.</w:t>
         <w:br/>
-        <w:t xml:space="preserve"> Q: Do women get an even opportunity in military colleges now?</w:t>
+        <w:t>In a dispute involving his handling of union finances, the NBA referees dismissed him in 1984. Several of them were incensed when Phillips charged them $300,000 for his role in the 1983 negotiations. They demanded to see the union's books, and a nasty court fight ensued.</w:t>
         <w:br/>
-        <w:t>A: Women perform a very vital and positive role, but to some degree they're always going to be somewhat marginal because the combat arms are exclusively male. That's not to say that a woman cannot satisfy a fulfilling career in the military, including making general. But, if you're talking about the ultimate leadership, the pinnacle, this is going to be male-only as long as I can see in the future.</w:t>
+        <w:t>The baseball umpires, many of whom earned less than $20,000 at the time, asked Phillips for help in 1978. He took them on a bitter seven-week strike in 1979.</w:t>
         <w:br/>
+        <w:t>"Let's face it, if we hadn't had somebody like Richie back then, do you think anyone would have listened to us?" asked the retired umpire. "We needed and wanted someone to get in baseball's face. That's Richie's strong suit."</w:t>
         <w:br/>
-        <w:t>Notes</w:t>
+        <w:t>But by the mid-1980s, there were splits in the union.</w:t>
         <w:br/>
+        <w:t>"Richie was a dictator," said Joe Brinkman, a 21-year American League umpire. "He did things without consulting the board or the members."</w:t>
         <w:br/>
-        <w:t>Accompanying story; Some students already serving in Saudi Arabia</w:t>
+        <w:t>Jerry Dale, a former umpire, questioned Phillips' handling of the finances. The National, a national sports newspaper that has since folded, printed a story in 1990 that contended Phillips was the subject of a federal investigation. Phillips sued, saying that the union, and not he personally, had been the target of unfounded charges by some disgruntled members. That case is scheduled to go to trial later this month.</w:t>
+        <w:br/>
+        <w:t>"I think that a lot of these things are because Richie didn't have a good accounting of the money," said Jerry Crawford, the umpires union chief. "Not that he was doing anything dishonest with the money. He's taken steps to fix that."</w:t>
+        <w:br/>
+        <w:t>In recent years, Phillips rescued Pilot Air Freight, a financially troubled company in Lima, Delaware County. In doing so, he took control of the firm, which, among other things, ships the umpires' gear from one city to another.</w:t>
+        <w:br/>
+        <w:t>Now one of the anti-Phillips faction has told the New York Times that he has requested copies of the union's financial statement. Dave Phillips, no relation, contends that several umpires, including Crawford, are on Pilot's payroll.</w:t>
+        <w:br/>
+        <w:t>"Richie gathered all the umpires and told them that they could do some off-season work for Pilot if they wanted," said Rippley, a Phillips backer. "It was PR stuff, speaking engagements, that kind of thing. Now the guys that didn't do it are complaining."</w:t>
+        <w:br/>
+        <w:t>Dave Phillips and others contend that Richie Phillips has shut out those umpires who disagree with him, surrounding and insulating himself with loyalists.</w:t>
+        <w:br/>
+        <w:t>"I'm a union member and I'm not being consulted," Brinkman said. "With a good union, even when there is a difference of opinion, you know what's going on. But either you are on Richie Phillips' side or you're not. And if you're not, you don't know what's going on."</w:t>
         <w:br/>
         <w:br/>
         <w:t>Graphic</w:t>
@@ -155,11 +167,11 @@
         <w:br/>
         <w:t xml:space="preserve"> </w:t>
         <w:br/>
-        <w:t>PHOTO; b/w, Jim Eaton</w:t>
+        <w:t>PHOTO;</w:t>
         <w:br/>
-        <w:t xml:space="preserve"> </w:t>
+        <w:t>PHOTO</w:t>
         <w:br/>
-        <w:t>CUTLINE: Charles Moskos</w:t>
+        <w:t>Richie Phillips signals "no comment" at federal court last week. The union head is trying to save jobs for 22 umpires he persuaded to resign. (CHRIS GARDNER, Associated Press)</w:t>
       </w:r>
     </w:p>
     <w:sectPr>
